--- a/cv/Jubair-CV-2026-September-Updated-v2.docx
+++ b/cv/Jubair-CV-2026-September-Updated-v2.docx
@@ -1397,11 +1397,9 @@
       </w:pPr>
       <w:r>
         <w:rPr>
-          <w:rFonts w:ascii="Times New Roman" w:hAnsi="Times New Roman" w:cs="Times New Roman"/>
-          <w:sz w:val="22"/>
-          <w:szCs w:val="22"/>
-        </w:rPr>
-        <w:t>Conducted independent research in sign language recognition and synthesis, generative imaging, and human–computer interaction (HCI), resulting in papers and posters at ACCV Workshops, ICTAI, VISAPP, and UIST Adjunct.</w:t>
+          <w:sz w:val="22"/>
+        </w:rPr>
+        <w:t>Conducted independent research in sign language recognition and synthesis, generative imaging, and human-computer interaction (HCI), resulting in papers and posters at ACCV Workshops, ICTAI, VISAPP, AICCSA, and UIST Adjunct.</w:t>
       </w:r>
     </w:p>
     <w:p>
@@ -2543,6 +2541,7 @@
     </w:p>
     <w:p>
       <w:pPr>
+        <w:keepNext/>
         <w:spacing w:line="276" w:lineRule="auto"/>
         <w:jc w:val="both"/>
         <w:rPr>
@@ -2586,6 +2585,7 @@
     </w:p>
     <w:p>
       <w:pPr>
+        <w:keepNext/>
         <w:spacing w:line="276" w:lineRule="auto"/>
         <w:jc w:val="both"/>
         <w:rPr>
@@ -2627,12 +2627,12 @@
           <w:rFonts w:ascii="Times New Roman" w:hAnsi="Times New Roman" w:cs="Times New Roman"/>
           <w:color w:val="7F7F7F" w:themeColor="text1" w:themeTint="80"/>
         </w:rPr>
-        <w:lastRenderedPageBreak/>
         <w:t>Preprints and Technical Reports</w:t>
       </w:r>
     </w:p>
     <w:p>
       <w:pPr>
+        <w:keepLines/>
         <w:spacing w:line="276" w:lineRule="auto"/>
         <w:ind w:left="2160" w:hanging="2160"/>
         <w:jc w:val="both"/>
@@ -2705,6 +2705,7 @@
     </w:p>
     <w:p>
       <w:pPr>
+        <w:keepLines/>
         <w:spacing w:line="276" w:lineRule="auto"/>
         <w:ind w:left="2160" w:hanging="2160"/>
         <w:jc w:val="both"/>
@@ -2799,6 +2800,7 @@
     </w:p>
     <w:p>
       <w:pPr>
+        <w:keepLines/>
         <w:spacing w:line="276" w:lineRule="auto"/>
         <w:ind w:left="2160" w:hanging="2160"/>
         <w:jc w:val="both"/>
@@ -2866,32 +2868,129 @@
         <w:t>, pp. 917–924.</w:t>
       </w:r>
     </w:p>
-    <w:p>
-      <w:pPr>
+    <w:p/>
+    <w:p>
+      <w:pPr>
+        <w:keepLines/>
         <w:spacing w:line="276" w:lineRule="auto"/>
         <w:ind w:left="2160" w:hanging="2160"/>
         <w:jc w:val="both"/>
         <w:rPr>
           <w:rFonts w:ascii="Times New Roman" w:hAnsi="Times New Roman" w:cs="Times New Roman"/>
-          <w:sz w:val="22"/>
-          <w:szCs w:val="22"/>
-        </w:rPr>
-      </w:pPr>
-    </w:p>
-    <w:p>
-      <w:pPr>
+          <w:bCs/>
+          <w:sz w:val="22"/>
+          <w:szCs w:val="22"/>
+        </w:rPr>
+      </w:pPr>
+      <w:pPr/>
+      <w:r>
+        <w:rPr>
+          <w:rFonts w:ascii="Times New Roman" w:hAnsi="Times New Roman"/>
+          <w:sz w:val="22"/>
+        </w:rPr>
+        <w:t>2022</w:t>
+        <w:tab/>
+        <w:t xml:space="preserve">Emdadul Haque, Md. Faraz Kabir Khan, </w:t>
+      </w:r>
+      <w:r>
+        <w:rPr>
+          <w:rFonts w:ascii="Times New Roman" w:hAnsi="Times New Roman"/>
+          <w:sz w:val="22"/>
+        </w:rPr>
+        <w:t>Mohammad Imrul Jubair</w:t>
+      </w:r>
+      <w:r>
+        <w:rPr>
+          <w:rFonts w:ascii="Times New Roman" w:hAnsi="Times New Roman"/>
+          <w:sz w:val="22"/>
+        </w:rPr>
+        <w:t>, Jarin Anjum, and Abrar Zahir Niloy. Book cover synthesis from the summary. In 2022 IEEE/ACS 19th International Conference on Computer Systems and Applications (</w:t>
+      </w:r>
+      <w:r>
+        <w:rPr>
+          <w:rFonts w:ascii="Times New Roman" w:hAnsi="Times New Roman"/>
+          <w:b/>
+          <w:sz w:val="22"/>
+        </w:rPr>
+        <w:t>AICCSA</w:t>
+      </w:r>
+      <w:r>
+        <w:rPr>
+          <w:rFonts w:ascii="Times New Roman" w:hAnsi="Times New Roman"/>
+          <w:sz w:val="22"/>
+        </w:rPr>
+        <w:t>), pp. 1-6.</w:t>
+      </w:r>
+    </w:p>
+    <w:p/>
+    <w:p>
+      <w:pPr>
+        <w:keepLines/>
         <w:spacing w:line="276" w:lineRule="auto"/>
         <w:ind w:left="2160" w:hanging="2160"/>
         <w:jc w:val="both"/>
         <w:rPr>
           <w:rFonts w:ascii="Times New Roman" w:hAnsi="Times New Roman" w:cs="Times New Roman"/>
-          <w:sz w:val="22"/>
-          <w:szCs w:val="22"/>
-        </w:rPr>
-      </w:pPr>
-    </w:p>
-    <w:p>
-      <w:pPr>
+          <w:bCs/>
+          <w:sz w:val="22"/>
+          <w:szCs w:val="22"/>
+        </w:rPr>
+      </w:pPr>
+      <w:pPr/>
+      <w:r>
+        <w:rPr>
+          <w:rFonts w:ascii="Times New Roman" w:hAnsi="Times New Roman"/>
+          <w:sz w:val="22"/>
+        </w:rPr>
+        <w:t>2022</w:t>
+        <w:tab/>
+        <w:t xml:space="preserve">Simanta Deb Turja, </w:t>
+      </w:r>
+      <w:r>
+        <w:rPr>
+          <w:rFonts w:ascii="Times New Roman" w:hAnsi="Times New Roman"/>
+          <w:sz w:val="22"/>
+        </w:rPr>
+        <w:t>Mohammad Imrul Jubair</w:t>
+      </w:r>
+      <w:r>
+        <w:rPr>
+          <w:rFonts w:ascii="Times New Roman" w:hAnsi="Times New Roman"/>
+          <w:sz w:val="22"/>
+        </w:rPr>
+        <w:t>, Md. Shafiur Rahman, Md. Hasib Al Zadid, Mohtasim Hossain Shovon, and Md. Faraz Kabir Khan. Shapes2Toon: Generating cartoon characters from simple geometric shapes. In 2022 IEEE/ACS 19th International Conference on Computer Systems and Applications (</w:t>
+      </w:r>
+      <w:r>
+        <w:rPr>
+          <w:rFonts w:ascii="Times New Roman" w:hAnsi="Times New Roman"/>
+          <w:b/>
+          <w:sz w:val="22"/>
+        </w:rPr>
+        <w:t>AICCSA</w:t>
+      </w:r>
+      <w:r>
+        <w:rPr>
+          <w:rFonts w:ascii="Times New Roman" w:hAnsi="Times New Roman"/>
+          <w:sz w:val="22"/>
+        </w:rPr>
+        <w:t>), pp. 1-8.</w:t>
+      </w:r>
+    </w:p>
+    <w:p>
+      <w:pPr>
+        <w:spacing w:line="276" w:lineRule="auto"/>
+        <w:ind w:left="2160" w:hanging="2160"/>
+        <w:jc w:val="both"/>
+        <w:rPr>
+          <w:rFonts w:ascii="Times New Roman" w:hAnsi="Times New Roman" w:cs="Times New Roman"/>
+          <w:sz w:val="22"/>
+          <w:szCs w:val="22"/>
+        </w:rPr>
+      </w:pPr>
+    </w:p>
+    <w:p>
+      <w:pPr>
+        <w:keepLines/>
         <w:spacing w:line="276" w:lineRule="auto"/>
         <w:ind w:left="2160" w:hanging="2160"/>
         <w:jc w:val="both"/>
@@ -2975,6 +3074,7 @@
     </w:p>
     <w:p>
       <w:pPr>
+        <w:keepLines/>
         <w:spacing w:line="276" w:lineRule="auto"/>
         <w:ind w:left="2160" w:hanging="2160"/>
         <w:jc w:val="both"/>
@@ -3048,6 +3148,7 @@
     </w:p>
     <w:p>
       <w:pPr>
+        <w:keepLines/>
         <w:spacing w:line="276" w:lineRule="auto"/>
         <w:ind w:left="2160" w:hanging="2160"/>
         <w:jc w:val="both"/>
@@ -3140,6 +3241,7 @@
     </w:p>
     <w:p>
       <w:pPr>
+        <w:keepLines/>
         <w:spacing w:line="276" w:lineRule="auto"/>
         <w:ind w:left="2160" w:hanging="2160"/>
         <w:jc w:val="both"/>
@@ -3181,22 +3283,41 @@
           <w:sz w:val="22"/>
           <w:szCs w:val="22"/>
         </w:rPr>
-        <w:t>, Arafat Ibne Yousuf, Tashfiq Ahmed, Hasanath Jamy, Foisal Reza, and Mohsena Ashraf. DIY Graphics Tab: A cost-effective alternative to graphics tablet for educators. AAAI 2022 Workshop.</w:t>
-      </w:r>
-    </w:p>
-    <w:p>
-      <w:pPr>
-        <w:spacing w:line="276" w:lineRule="auto"/>
-        <w:jc w:val="both"/>
-        <w:rPr>
-          <w:rFonts w:ascii="Times New Roman" w:hAnsi="Times New Roman" w:cs="Times New Roman"/>
-          <w:sz w:val="22"/>
-          <w:szCs w:val="22"/>
-        </w:rPr>
-      </w:pPr>
-    </w:p>
-    <w:p>
-      <w:pPr>
+        <w:t xml:space="preserve">, Arafat Ibne Yousuf, Tashfiq Ahmed, Hasanath Jamy, Foisal Reza, and Mohsena Ashraf. DIY Graphics Tab: A cost-effective alternative to graphics tablet for educators. </w:t>
+      </w:r>
+      <w:r>
+        <w:rPr>
+          <w:rFonts w:ascii="Times New Roman" w:hAnsi="Times New Roman" w:cs="Times New Roman"/>
+          <w:b/>
+          <w:bCs/>
+          <w:sz w:val="22"/>
+          <w:szCs w:val="22"/>
+        </w:rPr>
+        <w:t>AAAI</w:t>
+      </w:r>
+      <w:r>
+        <w:rPr>
+          <w:rFonts w:ascii="Times New Roman" w:hAnsi="Times New Roman" w:cs="Times New Roman"/>
+          <w:sz w:val="22"/>
+          <w:szCs w:val="22"/>
+        </w:rPr>
+        <w:t xml:space="preserve"> 2022 Workshop.</w:t>
+      </w:r>
+    </w:p>
+    <w:p>
+      <w:pPr>
+        <w:spacing w:line="276" w:lineRule="auto"/>
+        <w:jc w:val="both"/>
+        <w:rPr>
+          <w:rFonts w:ascii="Times New Roman" w:hAnsi="Times New Roman" w:cs="Times New Roman"/>
+          <w:sz w:val="22"/>
+          <w:szCs w:val="22"/>
+        </w:rPr>
+      </w:pPr>
+    </w:p>
+    <w:p>
+      <w:pPr>
+        <w:keepLines/>
         <w:spacing w:line="276" w:lineRule="auto"/>
         <w:ind w:left="2160" w:hanging="2160"/>
         <w:jc w:val="both"/>
@@ -3290,6 +3411,7 @@
     </w:p>
     <w:p>
       <w:pPr>
+        <w:keepLines/>
         <w:spacing w:line="276" w:lineRule="auto"/>
         <w:ind w:left="2160" w:hanging="2160"/>
         <w:jc w:val="both"/>
@@ -3374,6 +3496,7 @@
     </w:p>
     <w:p>
       <w:pPr>
+        <w:keepLines/>
         <w:spacing w:line="276" w:lineRule="auto"/>
         <w:ind w:left="2160" w:hanging="2160"/>
         <w:jc w:val="both"/>
